--- a/artifacts/LGL-17/build/invention-disclosure-records.docx
+++ b/artifacts/LGL-17/build/invention-disclosure-records.docx
@@ -7,15 +7,6 @@
       <w:pPr>
         <w:pStyle w:val="Heading1"/>
       </w:pPr>
-      <w:r>
-        <w:rPr>
-          <w:rStyle w:val="SectionNumber"/>
-        </w:rPr>
-        <w:t xml:space="preserve">1</w:t>
-      </w:r>
-      <w:r>
-        <w:tab/>
-      </w:r>
       <w:r>
         <w:t xml:space="preserve">Invention Disclosure Records and Committee Dispositions</w:t>
       </w:r>
@@ -227,15 +218,6 @@
       <w:pPr>
         <w:pStyle w:val="Heading2"/>
       </w:pPr>
-      <w:r>
-        <w:rPr>
-          <w:rStyle w:val="SectionNumber"/>
-        </w:rPr>
-        <w:t xml:space="preserve">1.1</w:t>
-      </w:r>
-      <w:r>
-        <w:tab/>
-      </w:r>
       <w:r>
         <w:t xml:space="preserve">Scoring Method</w:t>
       </w:r>
@@ -758,15 +740,6 @@
         <w:pStyle w:val="Heading2"/>
       </w:pPr>
       <w:r>
-        <w:rPr>
-          <w:rStyle w:val="SectionNumber"/>
-        </w:rPr>
-        <w:t xml:space="preserve">1.2</w:t>
-      </w:r>
-      <w:r>
-        <w:tab/>
-      </w:r>
-      <w:r>
         <w:t xml:space="preserve">IDF-2026-014</w:t>
       </w:r>
     </w:p>
@@ -1047,15 +1020,6 @@
         <w:pStyle w:val="Heading3"/>
       </w:pPr>
       <w:r>
-        <w:rPr>
-          <w:rStyle w:val="SectionNumber"/>
-        </w:rPr>
-        <w:t xml:space="preserve">1.2.1</w:t>
-      </w:r>
-      <w:r>
-        <w:tab/>
-      </w:r>
-      <w:r>
         <w:t xml:space="preserve">1. Problem addressed</w:t>
       </w:r>
     </w:p>
@@ -1074,15 +1038,6 @@
         <w:pStyle w:val="Heading3"/>
       </w:pPr>
       <w:r>
-        <w:rPr>
-          <w:rStyle w:val="SectionNumber"/>
-        </w:rPr>
-        <w:t xml:space="preserve">1.2.2</w:t>
-      </w:r>
-      <w:r>
-        <w:tab/>
-      </w:r>
-      <w:r>
         <w:t xml:space="preserve">2. Description of the invention</w:t>
       </w:r>
     </w:p>
@@ -1109,15 +1064,6 @@
         <w:pStyle w:val="Heading3"/>
       </w:pPr>
       <w:r>
-        <w:rPr>
-          <w:rStyle w:val="SectionNumber"/>
-        </w:rPr>
-        <w:t xml:space="preserve">1.2.3</w:t>
-      </w:r>
-      <w:r>
-        <w:tab/>
-      </w:r>
-      <w:r>
         <w:t xml:space="preserve">3. Prior art known to the inventors</w:t>
       </w:r>
     </w:p>
@@ -1135,15 +1081,6 @@
       <w:pPr>
         <w:pStyle w:val="Heading3"/>
       </w:pPr>
-      <w:r>
-        <w:rPr>
-          <w:rStyle w:val="SectionNumber"/>
-        </w:rPr>
-        <w:t xml:space="preserve">1.2.4</w:t>
-      </w:r>
-      <w:r>
-        <w:tab/>
-      </w:r>
       <w:r>
         <w:t xml:space="preserve">4. Disclosure history</w:t>
       </w:r>
@@ -1345,15 +1282,6 @@
       <w:pPr>
         <w:pStyle w:val="Heading3"/>
       </w:pPr>
-      <w:r>
-        <w:rPr>
-          <w:rStyle w:val="SectionNumber"/>
-        </w:rPr>
-        <w:t xml:space="preserve">1.2.5</w:t>
-      </w:r>
-      <w:r>
-        <w:tab/>
-      </w:r>
       <w:r>
         <w:t xml:space="preserve">5. Scoring</w:t>
       </w:r>
@@ -1852,15 +1780,6 @@
         <w:pStyle w:val="Heading3"/>
       </w:pPr>
       <w:r>
-        <w:rPr>
-          <w:rStyle w:val="SectionNumber"/>
-        </w:rPr>
-        <w:t xml:space="preserve">1.2.6</w:t>
-      </w:r>
-      <w:r>
-        <w:tab/>
-      </w:r>
-      <w:r>
         <w:t xml:space="preserve">6. Committee disposition</w:t>
       </w:r>
     </w:p>
@@ -1922,15 +1841,6 @@
       <w:pPr>
         <w:pStyle w:val="Heading2"/>
       </w:pPr>
-      <w:r>
-        <w:rPr>
-          <w:rStyle w:val="SectionNumber"/>
-        </w:rPr>
-        <w:t xml:space="preserve">1.3</w:t>
-      </w:r>
-      <w:r>
-        <w:tab/>
-      </w:r>
       <w:r>
         <w:t xml:space="preserve">IDF-2026-015</w:t>
       </w:r>
@@ -2212,15 +2122,6 @@
         <w:pStyle w:val="Heading3"/>
       </w:pPr>
       <w:r>
-        <w:rPr>
-          <w:rStyle w:val="SectionNumber"/>
-        </w:rPr>
-        <w:t xml:space="preserve">1.3.1</w:t>
-      </w:r>
-      <w:r>
-        <w:tab/>
-      </w:r>
-      <w:r>
         <w:t xml:space="preserve">1. Problem addressed</w:t>
       </w:r>
     </w:p>
@@ -2239,15 +2140,6 @@
         <w:pStyle w:val="Heading3"/>
       </w:pPr>
       <w:r>
-        <w:rPr>
-          <w:rStyle w:val="SectionNumber"/>
-        </w:rPr>
-        <w:t xml:space="preserve">1.3.2</w:t>
-      </w:r>
-      <w:r>
-        <w:tab/>
-      </w:r>
-      <w:r>
         <w:t xml:space="preserve">2. Description of the invention</w:t>
       </w:r>
     </w:p>
@@ -2266,15 +2158,6 @@
         <w:pStyle w:val="Heading3"/>
       </w:pPr>
       <w:r>
-        <w:rPr>
-          <w:rStyle w:val="SectionNumber"/>
-        </w:rPr>
-        <w:t xml:space="preserve">1.3.3</w:t>
-      </w:r>
-      <w:r>
-        <w:tab/>
-      </w:r>
-      <w:r>
         <w:t xml:space="preserve">3. Prior art known to the inventors</w:t>
       </w:r>
     </w:p>
@@ -2292,15 +2175,6 @@
       <w:pPr>
         <w:pStyle w:val="Heading3"/>
       </w:pPr>
-      <w:r>
-        <w:rPr>
-          <w:rStyle w:val="SectionNumber"/>
-        </w:rPr>
-        <w:t xml:space="preserve">1.3.4</w:t>
-      </w:r>
-      <w:r>
-        <w:tab/>
-      </w:r>
       <w:r>
         <w:t xml:space="preserve">4. Disclosure history</w:t>
       </w:r>
@@ -2446,15 +2320,6 @@
       <w:pPr>
         <w:pStyle w:val="Heading3"/>
       </w:pPr>
-      <w:r>
-        <w:rPr>
-          <w:rStyle w:val="SectionNumber"/>
-        </w:rPr>
-        <w:t xml:space="preserve">1.3.5</w:t>
-      </w:r>
-      <w:r>
-        <w:tab/>
-      </w:r>
       <w:r>
         <w:t xml:space="preserve">5. Scoring</w:t>
       </w:r>
@@ -2953,15 +2818,6 @@
         <w:pStyle w:val="Heading3"/>
       </w:pPr>
       <w:r>
-        <w:rPr>
-          <w:rStyle w:val="SectionNumber"/>
-        </w:rPr>
-        <w:t xml:space="preserve">1.3.6</w:t>
-      </w:r>
-      <w:r>
-        <w:tab/>
-      </w:r>
-      <w:r>
         <w:t xml:space="preserve">6. Committee disposition</w:t>
       </w:r>
     </w:p>
@@ -3056,15 +2912,6 @@
       <w:pPr>
         <w:pStyle w:val="Heading2"/>
       </w:pPr>
-      <w:r>
-        <w:rPr>
-          <w:rStyle w:val="SectionNumber"/>
-        </w:rPr>
-        <w:t xml:space="preserve">1.4</w:t>
-      </w:r>
-      <w:r>
-        <w:tab/>
-      </w:r>
       <w:r>
         <w:t xml:space="preserve">IDF-2026-016</w:t>
       </w:r>
@@ -3274,15 +3121,6 @@
         <w:pStyle w:val="Heading3"/>
       </w:pPr>
       <w:r>
-        <w:rPr>
-          <w:rStyle w:val="SectionNumber"/>
-        </w:rPr>
-        <w:t xml:space="preserve">1.4.1</w:t>
-      </w:r>
-      <w:r>
-        <w:tab/>
-      </w:r>
-      <w:r>
         <w:t xml:space="preserve">1. Problem addressed</w:t>
       </w:r>
     </w:p>
@@ -3301,15 +3139,6 @@
         <w:pStyle w:val="Heading3"/>
       </w:pPr>
       <w:r>
-        <w:rPr>
-          <w:rStyle w:val="SectionNumber"/>
-        </w:rPr>
-        <w:t xml:space="preserve">1.4.2</w:t>
-      </w:r>
-      <w:r>
-        <w:tab/>
-      </w:r>
-      <w:r>
         <w:t xml:space="preserve">2. Description of the invention</w:t>
       </w:r>
     </w:p>
@@ -3327,15 +3156,6 @@
       <w:pPr>
         <w:pStyle w:val="Heading3"/>
       </w:pPr>
-      <w:r>
-        <w:rPr>
-          <w:rStyle w:val="SectionNumber"/>
-        </w:rPr>
-        <w:t xml:space="preserve">1.4.3</w:t>
-      </w:r>
-      <w:r>
-        <w:tab/>
-      </w:r>
       <w:r>
         <w:t xml:space="preserve">3. Disclosure history</w:t>
       </w:r>
@@ -3588,15 +3408,6 @@
         <w:pStyle w:val="Heading3"/>
       </w:pPr>
       <w:r>
-        <w:rPr>
-          <w:rStyle w:val="SectionNumber"/>
-        </w:rPr>
-        <w:t xml:space="preserve">1.4.4</w:t>
-      </w:r>
-      <w:r>
-        <w:tab/>
-      </w:r>
-      <w:r>
         <w:t xml:space="preserve">4. Ownership and chain of title</w:t>
       </w:r>
     </w:p>
@@ -3643,15 +3454,6 @@
       <w:pPr>
         <w:pStyle w:val="Heading3"/>
       </w:pPr>
-      <w:r>
-        <w:rPr>
-          <w:rStyle w:val="SectionNumber"/>
-        </w:rPr>
-        <w:t xml:space="preserve">1.4.5</w:t>
-      </w:r>
-      <w:r>
-        <w:tab/>
-      </w:r>
       <w:r>
         <w:t xml:space="preserve">5. Scoring</w:t>
       </w:r>
@@ -4150,15 +3952,6 @@
         <w:pStyle w:val="Heading3"/>
       </w:pPr>
       <w:r>
-        <w:rPr>
-          <w:rStyle w:val="SectionNumber"/>
-        </w:rPr>
-        <w:t xml:space="preserve">1.4.6</w:t>
-      </w:r>
-      <w:r>
-        <w:tab/>
-      </w:r>
-      <w:r>
         <w:t xml:space="preserve">6. Committee disposition</w:t>
       </w:r>
     </w:p>
@@ -4584,15 +4377,6 @@
       <w:pPr>
         <w:pStyle w:val="Heading2"/>
       </w:pPr>
-      <w:r>
-        <w:rPr>
-          <w:rStyle w:val="SectionNumber"/>
-        </w:rPr>
-        <w:t xml:space="preserve">1.5</w:t>
-      </w:r>
-      <w:r>
-        <w:tab/>
-      </w:r>
       <w:r>
         <w:t xml:space="preserve">Quarter Summary</w:t>
       </w:r>
